--- a/REST API/REST API and DRF - Theory Ans.docx
+++ b/REST API/REST API and DRF - Theory Ans.docx
@@ -5,6 +5,7 @@
     <w:p>
       <w:pPr>
         <w:pStyle w:val="Normal"/>
+        <w:spacing w:lineRule="auto" w:line="240"/>
         <w:rPr>
           <w:rFonts w:ascii="Cambria" w:hAnsi="Cambria"/>
         </w:rPr>
@@ -37,6 +38,7 @@
     <w:p>
       <w:pPr>
         <w:pStyle w:val="Normal"/>
+        <w:spacing w:lineRule="auto" w:line="240"/>
         <w:rPr>
           <w:rFonts w:ascii="Cambria" w:hAnsi="Cambria"/>
         </w:rPr>
@@ -55,6 +57,7 @@
           <w:ilvl w:val="0"/>
           <w:numId w:val="1"/>
         </w:numPr>
+        <w:spacing w:lineRule="auto" w:line="240"/>
         <w:rPr>
           <w:rFonts w:ascii="Cambria" w:hAnsi="Cambria"/>
         </w:rPr>
@@ -82,6 +85,7 @@
           <w:ilvl w:val="0"/>
           <w:numId w:val="1"/>
         </w:numPr>
+        <w:spacing w:lineRule="auto" w:line="240"/>
         <w:rPr>
           <w:rFonts w:ascii="Cambria" w:hAnsi="Cambria"/>
         </w:rPr>
@@ -109,6 +113,7 @@
           <w:ilvl w:val="0"/>
           <w:numId w:val="1"/>
         </w:numPr>
+        <w:spacing w:lineRule="auto" w:line="240"/>
         <w:rPr>
           <w:rFonts w:ascii="Cambria" w:hAnsi="Cambria"/>
         </w:rPr>
@@ -136,6 +141,7 @@
           <w:ilvl w:val="0"/>
           <w:numId w:val="1"/>
         </w:numPr>
+        <w:spacing w:lineRule="auto" w:line="240"/>
         <w:rPr>
           <w:rFonts w:ascii="Cambria" w:hAnsi="Cambria"/>
         </w:rPr>
@@ -163,6 +169,7 @@
           <w:ilvl w:val="0"/>
           <w:numId w:val="1"/>
         </w:numPr>
+        <w:spacing w:lineRule="auto" w:line="240"/>
         <w:rPr>
           <w:rFonts w:ascii="Cambria" w:hAnsi="Cambria"/>
         </w:rPr>
@@ -190,6 +197,7 @@
           <w:ilvl w:val="0"/>
           <w:numId w:val="1"/>
         </w:numPr>
+        <w:spacing w:lineRule="auto" w:line="240"/>
         <w:rPr>
           <w:rFonts w:ascii="Cambria" w:hAnsi="Cambria"/>
         </w:rPr>
@@ -217,6 +225,7 @@
           <w:ilvl w:val="0"/>
           <w:numId w:val="1"/>
         </w:numPr>
+        <w:spacing w:lineRule="auto" w:line="240"/>
         <w:rPr>
           <w:rFonts w:ascii="Cambria" w:hAnsi="Cambria"/>
         </w:rPr>
@@ -244,6 +253,7 @@
           <w:ilvl w:val="0"/>
           <w:numId w:val="1"/>
         </w:numPr>
+        <w:spacing w:lineRule="auto" w:line="240"/>
         <w:rPr>
           <w:rFonts w:ascii="Cambria" w:hAnsi="Cambria"/>
         </w:rPr>
@@ -271,6 +281,7 @@
           <w:ilvl w:val="0"/>
           <w:numId w:val="1"/>
         </w:numPr>
+        <w:spacing w:lineRule="auto" w:line="240"/>
         <w:rPr>
           <w:rFonts w:ascii="Cambria" w:hAnsi="Cambria"/>
         </w:rPr>
@@ -288,7 +299,25 @@
           <w:rFonts w:ascii="Cambria" w:hAnsi="Cambria"/>
         </w:rPr>
         <w:br/>
-        <w:t>URI identifies a resource; URL is a type of URI that also specifies how to locate it on the web.</w:t>
+        <w:t xml:space="preserve">URI identifies a resource; URL is a type of URI that also specifies how to locate it on the web. </w:t>
+      </w:r>
+      <w:r>
+        <w:rPr>
+          <w:rFonts w:ascii="Cambria" w:hAnsi="Cambria"/>
+        </w:rPr>
+        <w:t xml:space="preserve">Examples: URI - /products/5; URL - </w:t>
+      </w:r>
+      <w:r>
+        <w:rPr>
+          <w:rFonts w:ascii="Cambria" w:hAnsi="Cambria"/>
+        </w:rPr>
+        <w:t xml:space="preserve">https://shop.com/products/5 </w:t>
+      </w:r>
+      <w:r>
+        <w:rPr>
+          <w:rFonts w:ascii="Cambria" w:hAnsi="Cambria"/>
+        </w:rPr>
+        <w:t xml:space="preserve"> </w:t>
       </w:r>
     </w:p>
     <w:p>
@@ -298,6 +327,7 @@
           <w:ilvl w:val="0"/>
           <w:numId w:val="1"/>
         </w:numPr>
+        <w:spacing w:lineRule="auto" w:line="240"/>
         <w:rPr>
           <w:rFonts w:ascii="Cambria" w:hAnsi="Cambria"/>
         </w:rPr>
@@ -321,19 +351,21 @@
     <w:p>
       <w:pPr>
         <w:pStyle w:val="Normal"/>
-        <w:rPr>
-          <w:rFonts w:ascii="Cambria" w:hAnsi="Cambria"/>
-        </w:rPr>
-      </w:pPr>
-      <w:r>
-        <w:rPr>
-          <w:rFonts w:ascii="Cambria" w:hAnsi="Cambria"/>
-        </w:rPr>
-      </w:r>
-    </w:p>
-    <w:p>
-      <w:pPr>
-        <w:pStyle w:val="Normal"/>
+        <w:spacing w:lineRule="auto" w:line="240"/>
+        <w:rPr>
+          <w:rFonts w:ascii="Cambria" w:hAnsi="Cambria"/>
+        </w:rPr>
+      </w:pPr>
+      <w:r>
+        <w:rPr>
+          <w:rFonts w:ascii="Cambria" w:hAnsi="Cambria"/>
+        </w:rPr>
+      </w:r>
+    </w:p>
+    <w:p>
+      <w:pPr>
+        <w:pStyle w:val="Normal"/>
+        <w:spacing w:lineRule="auto" w:line="240"/>
         <w:ind w:firstLine="360"/>
         <w:rPr>
           <w:rFonts w:ascii="Cambria" w:hAnsi="Cambria"/>
@@ -353,25 +385,18 @@
           <w:ilvl w:val="1"/>
           <w:numId w:val="1"/>
         </w:numPr>
-        <w:rPr>
-          <w:rFonts w:ascii="Cambria" w:hAnsi="Cambria"/>
-        </w:rPr>
-      </w:pPr>
-      <w:r>
-        <w:rPr>
-          <w:rFonts w:ascii="Cambria" w:hAnsi="Cambria"/>
-          <w:b/>
-          <w:bCs/>
-        </w:rPr>
-        <w:t>S</w:t>
-      </w:r>
-      <w:r>
-        <w:rPr>
-          <w:rFonts w:ascii="Cambria" w:hAnsi="Cambria"/>
-          <w:b/>
-          <w:bCs/>
-        </w:rPr>
-        <w:t>ession</w:t>
+        <w:spacing w:lineRule="auto" w:line="240"/>
+        <w:rPr>
+          <w:rFonts w:ascii="Cambria" w:hAnsi="Cambria"/>
+        </w:rPr>
+      </w:pPr>
+      <w:r>
+        <w:rPr>
+          <w:rFonts w:ascii="Cambria" w:hAnsi="Cambria"/>
+          <w:b/>
+          <w:bCs/>
+        </w:rPr>
+        <w:t>Session</w:t>
       </w:r>
       <w:r>
         <w:rPr>
@@ -387,6 +412,7 @@
           <w:ilvl w:val="1"/>
           <w:numId w:val="1"/>
         </w:numPr>
+        <w:spacing w:lineRule="auto" w:line="240"/>
         <w:rPr>
           <w:rFonts w:ascii="Cambria" w:hAnsi="Cambria"/>
         </w:rPr>
@@ -413,6 +439,7 @@
           <w:ilvl w:val="1"/>
           <w:numId w:val="1"/>
         </w:numPr>
+        <w:spacing w:lineRule="auto" w:line="240"/>
         <w:rPr>
           <w:rFonts w:ascii="Cambria" w:hAnsi="Cambria"/>
         </w:rPr>
@@ -439,6 +466,7 @@
           <w:ilvl w:val="1"/>
           <w:numId w:val="1"/>
         </w:numPr>
+        <w:spacing w:lineRule="auto" w:line="240"/>
         <w:rPr>
           <w:rFonts w:ascii="Cambria" w:hAnsi="Cambria"/>
         </w:rPr>
@@ -465,6 +493,7 @@
           <w:ilvl w:val="1"/>
           <w:numId w:val="1"/>
         </w:numPr>
+        <w:spacing w:lineRule="auto" w:line="240"/>
         <w:rPr>
           <w:rFonts w:ascii="Cambria" w:hAnsi="Cambria"/>
         </w:rPr>
@@ -491,6 +520,7 @@
           <w:ilvl w:val="1"/>
           <w:numId w:val="1"/>
         </w:numPr>
+        <w:spacing w:lineRule="auto" w:line="240"/>
         <w:rPr>
           <w:rFonts w:ascii="Cambria" w:hAnsi="Cambria"/>
         </w:rPr>
@@ -517,6 +547,7 @@
           <w:ilvl w:val="1"/>
           <w:numId w:val="1"/>
         </w:numPr>
+        <w:spacing w:lineRule="auto" w:line="240"/>
         <w:rPr>
           <w:rFonts w:ascii="Cambria" w:hAnsi="Cambria"/>
         </w:rPr>
@@ -543,6 +574,7 @@
           <w:ilvl w:val="1"/>
           <w:numId w:val="1"/>
         </w:numPr>
+        <w:spacing w:lineRule="auto" w:line="240"/>
         <w:rPr>
           <w:rFonts w:ascii="Cambria" w:hAnsi="Cambria"/>
         </w:rPr>
@@ -569,6 +601,7 @@
           <w:ilvl w:val="1"/>
           <w:numId w:val="1"/>
         </w:numPr>
+        <w:spacing w:lineRule="auto" w:line="240"/>
         <w:rPr>
           <w:rFonts w:ascii="Cambria" w:hAnsi="Cambria"/>
         </w:rPr>
@@ -603,10 +636,8 @@
           <w:ilvl w:val="1"/>
           <w:numId w:val="1"/>
         </w:numPr>
-        <w:rPr>
-          <w:b/>
-          <w:bCs/>
-        </w:rPr>
+        <w:spacing w:lineRule="auto" w:line="240"/>
+        <w:rPr/>
       </w:pPr>
       <w:r>
         <w:rPr>
@@ -639,10 +670,8 @@
           <w:ilvl w:val="1"/>
           <w:numId w:val="1"/>
         </w:numPr>
-        <w:rPr>
-          <w:b/>
-          <w:bCs/>
-        </w:rPr>
+        <w:spacing w:lineRule="auto" w:line="240"/>
+        <w:rPr/>
       </w:pPr>
       <w:r>
         <w:rPr>
@@ -670,41 +699,8 @@
     </w:p>
     <w:p>
       <w:pPr>
-        <w:pStyle w:val="ListParagraph"/>
-        <w:numPr>
-          <w:ilvl w:val="1"/>
-          <w:numId w:val="1"/>
-        </w:numPr>
-        <w:rPr>
-          <w:rFonts w:ascii="Cambria" w:hAnsi="Cambria"/>
-          <w:b/>
-          <w:bCs/>
-        </w:rPr>
-      </w:pPr>
-      <w:r>
-        <w:rPr>
-          <w:rFonts w:ascii="Cambria" w:hAnsi="Cambria"/>
-          <w:b/>
-          <w:bCs/>
-        </w:rPr>
-      </w:r>
-    </w:p>
-    <w:p>
-      <w:pPr>
-        <w:pStyle w:val="Normal"/>
-        <w:rPr>
-          <w:rFonts w:ascii="Cambria" w:hAnsi="Cambria"/>
-        </w:rPr>
-      </w:pPr>
-      <w:r>
-        <w:rPr>
-          <w:rFonts w:ascii="Cambria" w:hAnsi="Cambria"/>
-        </w:rPr>
-      </w:r>
-    </w:p>
-    <w:p>
-      <w:pPr>
-        <w:pStyle w:val="Normal"/>
+        <w:pStyle w:val="Normal"/>
+        <w:spacing w:lineRule="auto" w:line="240"/>
         <w:rPr>
           <w:rFonts w:ascii="Cambria" w:hAnsi="Cambria" w:cs="Segoe UI Emoji"/>
           <w:b/>
@@ -722,23 +718,7 @@
     <w:p>
       <w:pPr>
         <w:pStyle w:val="Normal"/>
-        <w:rPr>
-          <w:rFonts w:ascii="Cambria" w:hAnsi="Cambria" w:cs="Segoe UI Emoji"/>
-          <w:b/>
-          <w:bCs/>
-        </w:rPr>
-      </w:pPr>
-      <w:r>
-        <w:rPr>
-          <w:rFonts w:cs="Segoe UI Emoji" w:ascii="Cambria" w:hAnsi="Cambria"/>
-          <w:b/>
-          <w:bCs/>
-        </w:rPr>
-      </w:r>
-    </w:p>
-    <w:p>
-      <w:pPr>
-        <w:pStyle w:val="Normal"/>
+        <w:spacing w:lineRule="auto" w:line="240"/>
         <w:rPr>
           <w:rFonts w:ascii="Cambria" w:hAnsi="Cambria"/>
         </w:rPr>
@@ -800,7 +780,7 @@
           <w:p>
             <w:pPr>
               <w:pStyle w:val="Normal"/>
-              <w:spacing w:before="0" w:after="160"/>
+              <w:spacing w:lineRule="auto" w:line="240" w:before="0" w:after="160"/>
               <w:rPr>
                 <w:rFonts w:ascii="Cambria" w:hAnsi="Cambria"/>
               </w:rPr>
@@ -824,7 +804,7 @@
           <w:p>
             <w:pPr>
               <w:pStyle w:val="Normal"/>
-              <w:spacing w:before="0" w:after="160"/>
+              <w:spacing w:lineRule="auto" w:line="240" w:before="0" w:after="160"/>
               <w:rPr>
                 <w:rFonts w:ascii="Cambria" w:hAnsi="Cambria"/>
               </w:rPr>
@@ -848,7 +828,7 @@
           <w:p>
             <w:pPr>
               <w:pStyle w:val="Normal"/>
-              <w:spacing w:before="0" w:after="160"/>
+              <w:spacing w:lineRule="auto" w:line="240" w:before="0" w:after="160"/>
               <w:rPr>
                 <w:rFonts w:ascii="Cambria" w:hAnsi="Cambria"/>
               </w:rPr>
@@ -875,7 +855,7 @@
           <w:p>
             <w:pPr>
               <w:pStyle w:val="Normal"/>
-              <w:spacing w:before="0" w:after="160"/>
+              <w:spacing w:lineRule="auto" w:line="240" w:before="0" w:after="160"/>
               <w:rPr>
                 <w:rFonts w:ascii="Cambria" w:hAnsi="Cambria"/>
               </w:rPr>
@@ -899,7 +879,7 @@
           <w:p>
             <w:pPr>
               <w:pStyle w:val="Normal"/>
-              <w:spacing w:before="0" w:after="160"/>
+              <w:spacing w:lineRule="auto" w:line="240" w:before="0" w:after="160"/>
               <w:rPr>
                 <w:rFonts w:ascii="Cambria" w:hAnsi="Cambria"/>
               </w:rPr>
@@ -921,7 +901,7 @@
           <w:p>
             <w:pPr>
               <w:pStyle w:val="Normal"/>
-              <w:spacing w:before="0" w:after="160"/>
+              <w:spacing w:lineRule="auto" w:line="240" w:before="0" w:after="160"/>
               <w:rPr>
                 <w:rFonts w:ascii="Cambria" w:hAnsi="Cambria"/>
               </w:rPr>
@@ -946,7 +926,7 @@
           <w:p>
             <w:pPr>
               <w:pStyle w:val="Normal"/>
-              <w:spacing w:before="0" w:after="160"/>
+              <w:spacing w:lineRule="auto" w:line="240" w:before="0" w:after="160"/>
               <w:rPr>
                 <w:rFonts w:ascii="Cambria" w:hAnsi="Cambria"/>
               </w:rPr>
@@ -970,7 +950,7 @@
           <w:p>
             <w:pPr>
               <w:pStyle w:val="Normal"/>
-              <w:spacing w:before="0" w:after="160"/>
+              <w:spacing w:lineRule="auto" w:line="240" w:before="0" w:after="160"/>
               <w:rPr>
                 <w:rFonts w:ascii="Cambria" w:hAnsi="Cambria"/>
               </w:rPr>
@@ -992,7 +972,7 @@
           <w:p>
             <w:pPr>
               <w:pStyle w:val="Normal"/>
-              <w:spacing w:before="0" w:after="160"/>
+              <w:spacing w:lineRule="auto" w:line="240" w:before="0" w:after="160"/>
               <w:rPr>
                 <w:rFonts w:ascii="Cambria" w:hAnsi="Cambria"/>
               </w:rPr>
@@ -1017,7 +997,7 @@
           <w:p>
             <w:pPr>
               <w:pStyle w:val="Normal"/>
-              <w:spacing w:before="0" w:after="160"/>
+              <w:spacing w:lineRule="auto" w:line="240" w:before="0" w:after="160"/>
               <w:rPr>
                 <w:rFonts w:ascii="Cambria" w:hAnsi="Cambria"/>
               </w:rPr>
@@ -1041,7 +1021,7 @@
           <w:p>
             <w:pPr>
               <w:pStyle w:val="Normal"/>
-              <w:spacing w:before="0" w:after="160"/>
+              <w:spacing w:lineRule="auto" w:line="240" w:before="0" w:after="160"/>
               <w:rPr>
                 <w:rFonts w:ascii="Cambria" w:hAnsi="Cambria"/>
               </w:rPr>
@@ -1063,7 +1043,7 @@
           <w:p>
             <w:pPr>
               <w:pStyle w:val="Normal"/>
-              <w:spacing w:before="0" w:after="160"/>
+              <w:spacing w:lineRule="auto" w:line="240" w:before="0" w:after="160"/>
               <w:rPr>
                 <w:rFonts w:ascii="Cambria" w:hAnsi="Cambria"/>
               </w:rPr>
@@ -1088,7 +1068,7 @@
           <w:p>
             <w:pPr>
               <w:pStyle w:val="Normal"/>
-              <w:spacing w:before="0" w:after="160"/>
+              <w:spacing w:lineRule="auto" w:line="240" w:before="0" w:after="160"/>
               <w:rPr>
                 <w:rFonts w:ascii="Cambria" w:hAnsi="Cambria"/>
               </w:rPr>
@@ -1112,7 +1092,7 @@
           <w:p>
             <w:pPr>
               <w:pStyle w:val="Normal"/>
-              <w:spacing w:before="0" w:after="160"/>
+              <w:spacing w:lineRule="auto" w:line="240" w:before="0" w:after="160"/>
               <w:rPr>
                 <w:rFonts w:ascii="Cambria" w:hAnsi="Cambria"/>
               </w:rPr>
@@ -1134,7 +1114,7 @@
           <w:p>
             <w:pPr>
               <w:pStyle w:val="Normal"/>
-              <w:spacing w:before="0" w:after="160"/>
+              <w:spacing w:lineRule="auto" w:line="240" w:before="0" w:after="160"/>
               <w:rPr>
                 <w:rFonts w:ascii="Cambria" w:hAnsi="Cambria"/>
               </w:rPr>
@@ -1159,7 +1139,7 @@
           <w:p>
             <w:pPr>
               <w:pStyle w:val="Normal"/>
-              <w:spacing w:before="0" w:after="160"/>
+              <w:spacing w:lineRule="auto" w:line="240" w:before="0" w:after="160"/>
               <w:rPr>
                 <w:rFonts w:ascii="Cambria" w:hAnsi="Cambria"/>
               </w:rPr>
@@ -1183,7 +1163,7 @@
           <w:p>
             <w:pPr>
               <w:pStyle w:val="Normal"/>
-              <w:spacing w:before="0" w:after="160"/>
+              <w:spacing w:lineRule="auto" w:line="240" w:before="0" w:after="160"/>
               <w:rPr>
                 <w:rFonts w:ascii="Cambria" w:hAnsi="Cambria"/>
               </w:rPr>
@@ -1205,7 +1185,7 @@
           <w:p>
             <w:pPr>
               <w:pStyle w:val="Normal"/>
-              <w:spacing w:before="0" w:after="160"/>
+              <w:spacing w:lineRule="auto" w:line="240" w:before="0" w:after="160"/>
               <w:rPr>
                 <w:rFonts w:ascii="Cambria" w:hAnsi="Cambria"/>
               </w:rPr>
@@ -1223,19 +1203,21 @@
     <w:p>
       <w:pPr>
         <w:pStyle w:val="Normal"/>
-        <w:rPr>
-          <w:rFonts w:ascii="Cambria" w:hAnsi="Cambria"/>
-        </w:rPr>
-      </w:pPr>
-      <w:r>
-        <w:rPr>
-          <w:rFonts w:ascii="Cambria" w:hAnsi="Cambria"/>
-        </w:rPr>
-      </w:r>
-    </w:p>
-    <w:p>
-      <w:pPr>
-        <w:pStyle w:val="Normal"/>
+        <w:spacing w:lineRule="auto" w:line="240"/>
+        <w:rPr>
+          <w:rFonts w:ascii="Cambria" w:hAnsi="Cambria"/>
+        </w:rPr>
+      </w:pPr>
+      <w:r>
+        <w:rPr>
+          <w:rFonts w:ascii="Cambria" w:hAnsi="Cambria"/>
+        </w:rPr>
+      </w:r>
+    </w:p>
+    <w:p>
+      <w:pPr>
+        <w:pStyle w:val="Normal"/>
+        <w:spacing w:lineRule="auto" w:line="240"/>
         <w:rPr>
           <w:rFonts w:ascii="Cambria" w:hAnsi="Cambria"/>
         </w:rPr>
@@ -1260,6 +1242,7 @@
           <w:ilvl w:val="0"/>
           <w:numId w:val="2"/>
         </w:numPr>
+        <w:spacing w:lineRule="auto" w:line="240"/>
         <w:rPr>
           <w:rFonts w:ascii="Cambria" w:hAnsi="Cambria"/>
         </w:rPr>
@@ -1276,6 +1259,7 @@
     <w:p>
       <w:pPr>
         <w:pStyle w:val="Normal"/>
+        <w:spacing w:lineRule="auto" w:line="240"/>
         <w:ind w:firstLine="720"/>
         <w:rPr>
           <w:rFonts w:ascii="Cambria" w:hAnsi="Cambria"/>
@@ -1295,6 +1279,7 @@
           <w:ilvl w:val="0"/>
           <w:numId w:val="2"/>
         </w:numPr>
+        <w:spacing w:lineRule="auto" w:line="240"/>
         <w:rPr>
           <w:rFonts w:ascii="Cambria" w:hAnsi="Cambria"/>
         </w:rPr>
@@ -1311,6 +1296,7 @@
     <w:p>
       <w:pPr>
         <w:pStyle w:val="Normal"/>
+        <w:spacing w:lineRule="auto" w:line="240"/>
         <w:ind w:firstLine="720"/>
         <w:rPr>
           <w:rFonts w:ascii="Cambria" w:hAnsi="Cambria"/>
@@ -1330,6 +1316,7 @@
           <w:ilvl w:val="0"/>
           <w:numId w:val="2"/>
         </w:numPr>
+        <w:spacing w:lineRule="auto" w:line="240"/>
         <w:rPr>
           <w:rFonts w:ascii="Cambria" w:hAnsi="Cambria"/>
         </w:rPr>
@@ -1346,6 +1333,7 @@
     <w:p>
       <w:pPr>
         <w:pStyle w:val="Normal"/>
+        <w:spacing w:lineRule="auto" w:line="240"/>
         <w:ind w:left="720"/>
         <w:rPr>
           <w:rFonts w:ascii="Cambria" w:hAnsi="Cambria"/>
@@ -1365,6 +1353,7 @@
           <w:ilvl w:val="0"/>
           <w:numId w:val="2"/>
         </w:numPr>
+        <w:spacing w:lineRule="auto" w:line="240"/>
         <w:rPr>
           <w:rFonts w:ascii="Cambria" w:hAnsi="Cambria"/>
         </w:rPr>
@@ -1381,6 +1370,7 @@
     <w:p>
       <w:pPr>
         <w:pStyle w:val="Normal"/>
+        <w:spacing w:lineRule="auto" w:line="240"/>
         <w:ind w:firstLine="720"/>
         <w:rPr>
           <w:rFonts w:ascii="Cambria" w:hAnsi="Cambria"/>
@@ -1400,6 +1390,7 @@
           <w:ilvl w:val="0"/>
           <w:numId w:val="2"/>
         </w:numPr>
+        <w:spacing w:lineRule="auto" w:line="240"/>
         <w:rPr>
           <w:rFonts w:ascii="Cambria" w:hAnsi="Cambria"/>
         </w:rPr>
@@ -1416,6 +1407,7 @@
     <w:p>
       <w:pPr>
         <w:pStyle w:val="Normal"/>
+        <w:spacing w:lineRule="auto" w:line="240"/>
         <w:ind w:firstLine="720"/>
         <w:rPr>
           <w:rFonts w:ascii="Cambria" w:hAnsi="Cambria"/>
@@ -1435,6 +1427,7 @@
           <w:ilvl w:val="0"/>
           <w:numId w:val="2"/>
         </w:numPr>
+        <w:spacing w:lineRule="auto" w:line="240"/>
         <w:rPr>
           <w:rFonts w:ascii="Cambria" w:hAnsi="Cambria"/>
         </w:rPr>
@@ -1451,6 +1444,7 @@
     <w:p>
       <w:pPr>
         <w:pStyle w:val="Normal"/>
+        <w:spacing w:lineRule="auto" w:line="240"/>
         <w:ind w:firstLine="720"/>
         <w:rPr>
           <w:rFonts w:ascii="Cambria" w:hAnsi="Cambria"/>
@@ -1470,6 +1464,7 @@
           <w:ilvl w:val="0"/>
           <w:numId w:val="2"/>
         </w:numPr>
+        <w:spacing w:lineRule="auto" w:line="240"/>
         <w:rPr>
           <w:rFonts w:ascii="Cambria" w:hAnsi="Cambria"/>
         </w:rPr>
@@ -1486,6 +1481,7 @@
     <w:p>
       <w:pPr>
         <w:pStyle w:val="Normal"/>
+        <w:spacing w:lineRule="auto" w:line="240"/>
         <w:ind w:firstLine="720"/>
         <w:rPr>
           <w:rFonts w:ascii="Cambria" w:hAnsi="Cambria"/>
@@ -1505,6 +1501,7 @@
           <w:ilvl w:val="0"/>
           <w:numId w:val="2"/>
         </w:numPr>
+        <w:spacing w:lineRule="auto" w:line="240"/>
         <w:rPr>
           <w:rFonts w:ascii="Cambria" w:hAnsi="Cambria"/>
         </w:rPr>
@@ -1521,6 +1518,7 @@
     <w:p>
       <w:pPr>
         <w:pStyle w:val="Normal"/>
+        <w:spacing w:lineRule="auto" w:line="240"/>
         <w:ind w:firstLine="720"/>
         <w:rPr>
           <w:rFonts w:ascii="Cambria" w:hAnsi="Cambria"/>
@@ -1540,6 +1538,7 @@
           <w:ilvl w:val="0"/>
           <w:numId w:val="2"/>
         </w:numPr>
+        <w:spacing w:lineRule="auto" w:line="240"/>
         <w:rPr>
           <w:rFonts w:ascii="Cambria" w:hAnsi="Cambria"/>
         </w:rPr>
@@ -1556,6 +1555,7 @@
     <w:p>
       <w:pPr>
         <w:pStyle w:val="Normal"/>
+        <w:spacing w:lineRule="auto" w:line="240"/>
         <w:ind w:firstLine="720"/>
         <w:rPr>
           <w:rFonts w:ascii="Cambria" w:hAnsi="Cambria"/>
@@ -1575,6 +1575,7 @@
           <w:ilvl w:val="0"/>
           <w:numId w:val="2"/>
         </w:numPr>
+        <w:spacing w:lineRule="auto" w:line="240"/>
         <w:rPr>
           <w:rFonts w:ascii="Cambria" w:hAnsi="Cambria"/>
         </w:rPr>
@@ -1591,6 +1592,7 @@
     <w:p>
       <w:pPr>
         <w:pStyle w:val="Normal"/>
+        <w:spacing w:lineRule="auto" w:line="240"/>
         <w:ind w:firstLine="720"/>
         <w:rPr>
           <w:rFonts w:ascii="Cambria" w:hAnsi="Cambria"/>
@@ -1606,6 +1608,7 @@
     <w:p>
       <w:pPr>
         <w:pStyle w:val="Normal"/>
+        <w:spacing w:lineRule="auto" w:line="240"/>
         <w:ind w:firstLine="720"/>
         <w:rPr>
           <w:rFonts w:ascii="Cambria" w:hAnsi="Cambria"/>
@@ -1620,6 +1623,7 @@
     <w:p>
       <w:pPr>
         <w:pStyle w:val="Normal"/>
+        <w:spacing w:lineRule="auto" w:line="240"/>
         <w:rPr>
           <w:rFonts w:ascii="Cambria" w:hAnsi="Cambria"/>
         </w:rPr>
@@ -1682,7 +1686,7 @@
           <w:p>
             <w:pPr>
               <w:pStyle w:val="Normal"/>
-              <w:spacing w:before="0" w:after="160"/>
+              <w:spacing w:lineRule="auto" w:line="240" w:before="0" w:after="160"/>
               <w:rPr>
                 <w:rFonts w:ascii="Cambria" w:hAnsi="Cambria"/>
               </w:rPr>
@@ -1706,7 +1710,7 @@
           <w:p>
             <w:pPr>
               <w:pStyle w:val="Normal"/>
-              <w:spacing w:before="0" w:after="160"/>
+              <w:spacing w:lineRule="auto" w:line="240" w:before="0" w:after="160"/>
               <w:rPr>
                 <w:rFonts w:ascii="Cambria" w:hAnsi="Cambria"/>
               </w:rPr>
@@ -1730,7 +1734,7 @@
           <w:p>
             <w:pPr>
               <w:pStyle w:val="Normal"/>
-              <w:spacing w:before="0" w:after="160"/>
+              <w:spacing w:lineRule="auto" w:line="240" w:before="0" w:after="160"/>
               <w:rPr>
                 <w:rFonts w:ascii="Cambria" w:hAnsi="Cambria"/>
               </w:rPr>
@@ -1754,7 +1758,7 @@
           <w:p>
             <w:pPr>
               <w:pStyle w:val="Normal"/>
-              <w:spacing w:before="0" w:after="160"/>
+              <w:spacing w:lineRule="auto" w:line="240" w:before="0" w:after="160"/>
               <w:rPr>
                 <w:rFonts w:ascii="Cambria" w:hAnsi="Cambria"/>
               </w:rPr>
@@ -1781,7 +1785,7 @@
           <w:p>
             <w:pPr>
               <w:pStyle w:val="Normal"/>
-              <w:spacing w:before="0" w:after="160"/>
+              <w:spacing w:lineRule="auto" w:line="240" w:before="0" w:after="160"/>
               <w:rPr>
                 <w:rFonts w:ascii="Cambria" w:hAnsi="Cambria"/>
               </w:rPr>
@@ -1805,7 +1809,7 @@
           <w:p>
             <w:pPr>
               <w:pStyle w:val="Normal"/>
-              <w:spacing w:before="0" w:after="160"/>
+              <w:spacing w:lineRule="auto" w:line="240" w:before="0" w:after="160"/>
               <w:rPr>
                 <w:rFonts w:ascii="Cambria" w:hAnsi="Cambria"/>
               </w:rPr>
@@ -1841,7 +1845,7 @@
           <w:p>
             <w:pPr>
               <w:pStyle w:val="Normal"/>
-              <w:spacing w:before="0" w:after="160"/>
+              <w:spacing w:lineRule="auto" w:line="240" w:before="0" w:after="160"/>
               <w:rPr>
                 <w:rFonts w:ascii="Cambria" w:hAnsi="Cambria"/>
               </w:rPr>
@@ -1863,7 +1867,7 @@
           <w:p>
             <w:pPr>
               <w:pStyle w:val="Normal"/>
-              <w:spacing w:before="0" w:after="160"/>
+              <w:spacing w:lineRule="auto" w:line="240" w:before="0" w:after="160"/>
               <w:rPr>
                 <w:rFonts w:ascii="Cambria" w:hAnsi="Cambria"/>
               </w:rPr>
@@ -1888,7 +1892,7 @@
           <w:p>
             <w:pPr>
               <w:pStyle w:val="Normal"/>
-              <w:spacing w:before="0" w:after="160"/>
+              <w:spacing w:lineRule="auto" w:line="240" w:before="0" w:after="160"/>
               <w:rPr>
                 <w:rFonts w:ascii="Cambria" w:hAnsi="Cambria"/>
               </w:rPr>
@@ -1912,7 +1916,7 @@
           <w:p>
             <w:pPr>
               <w:pStyle w:val="Normal"/>
-              <w:spacing w:before="0" w:after="160"/>
+              <w:spacing w:lineRule="auto" w:line="240" w:before="0" w:after="160"/>
               <w:rPr>
                 <w:rFonts w:ascii="Cambria" w:hAnsi="Cambria"/>
               </w:rPr>
@@ -1948,7 +1952,7 @@
           <w:p>
             <w:pPr>
               <w:pStyle w:val="Normal"/>
-              <w:spacing w:before="0" w:after="160"/>
+              <w:spacing w:lineRule="auto" w:line="240" w:before="0" w:after="160"/>
               <w:rPr>
                 <w:rFonts w:ascii="Cambria" w:hAnsi="Cambria"/>
               </w:rPr>
@@ -1970,7 +1974,7 @@
           <w:p>
             <w:pPr>
               <w:pStyle w:val="Normal"/>
-              <w:spacing w:before="0" w:after="160"/>
+              <w:spacing w:lineRule="auto" w:line="240" w:before="0" w:after="160"/>
               <w:rPr>
                 <w:rFonts w:ascii="Cambria" w:hAnsi="Cambria"/>
               </w:rPr>
@@ -1985,7 +1989,9 @@
         </w:tc>
       </w:tr>
       <w:tr>
-        <w:trPr/>
+        <w:trPr>
+          <w:trHeight w:val="411" w:hRule="atLeast"/>
+        </w:trPr>
         <w:tc>
           <w:tcPr>
             <w:tcW w:w="1103" w:type="dxa"/>
@@ -1995,7 +2001,7 @@
           <w:p>
             <w:pPr>
               <w:pStyle w:val="Normal"/>
-              <w:spacing w:before="0" w:after="160"/>
+              <w:spacing w:lineRule="auto" w:line="240" w:before="0" w:after="160"/>
               <w:rPr>
                 <w:rFonts w:ascii="Cambria" w:hAnsi="Cambria"/>
               </w:rPr>
@@ -2019,7 +2025,7 @@
           <w:p>
             <w:pPr>
               <w:pStyle w:val="Normal"/>
-              <w:spacing w:before="0" w:after="160"/>
+              <w:spacing w:lineRule="auto" w:line="240" w:before="0" w:after="160"/>
               <w:rPr>
                 <w:rFonts w:ascii="Cambria" w:hAnsi="Cambria"/>
               </w:rPr>
@@ -2055,7 +2061,7 @@
           <w:p>
             <w:pPr>
               <w:pStyle w:val="Normal"/>
-              <w:spacing w:before="0" w:after="160"/>
+              <w:spacing w:lineRule="auto" w:line="240" w:before="0" w:after="160"/>
               <w:rPr>
                 <w:rFonts w:ascii="Cambria" w:hAnsi="Cambria"/>
               </w:rPr>
@@ -2077,7 +2083,7 @@
           <w:p>
             <w:pPr>
               <w:pStyle w:val="Normal"/>
-              <w:spacing w:before="0" w:after="160"/>
+              <w:spacing w:lineRule="auto" w:line="240" w:before="0" w:after="160"/>
               <w:rPr>
                 <w:rFonts w:ascii="Cambria" w:hAnsi="Cambria"/>
               </w:rPr>
@@ -2095,6 +2101,7 @@
     <w:p>
       <w:pPr>
         <w:pStyle w:val="Normal"/>
+        <w:spacing w:lineRule="auto" w:line="240"/>
         <w:rPr>
           <w:rFonts w:ascii="Cambria" w:hAnsi="Cambria" w:cs="Segoe UI Emoji"/>
           <w:b/>
@@ -2112,6 +2119,7 @@
     <w:p>
       <w:pPr>
         <w:pStyle w:val="Normal"/>
+        <w:spacing w:lineRule="auto" w:line="240"/>
         <w:rPr>
           <w:rFonts w:ascii="Cambria" w:hAnsi="Cambria"/>
         </w:rPr>
@@ -2144,6 +2152,7 @@
     <w:p>
       <w:pPr>
         <w:pStyle w:val="Normal"/>
+        <w:spacing w:lineRule="auto" w:line="240"/>
         <w:rPr>
           <w:rFonts w:ascii="Cambria" w:hAnsi="Cambria"/>
         </w:rPr>
@@ -2180,6 +2189,7 @@
           <w:ilvl w:val="0"/>
           <w:numId w:val="3"/>
         </w:numPr>
+        <w:spacing w:lineRule="auto" w:line="240"/>
         <w:rPr>
           <w:rFonts w:ascii="Cambria" w:hAnsi="Cambria"/>
         </w:rPr>
@@ -2198,6 +2208,7 @@
           <w:ilvl w:val="0"/>
           <w:numId w:val="3"/>
         </w:numPr>
+        <w:spacing w:lineRule="auto" w:line="240"/>
         <w:rPr>
           <w:rFonts w:ascii="Cambria" w:hAnsi="Cambria"/>
         </w:rPr>
@@ -2216,6 +2227,7 @@
           <w:ilvl w:val="0"/>
           <w:numId w:val="3"/>
         </w:numPr>
+        <w:spacing w:lineRule="auto" w:line="240"/>
         <w:rPr>
           <w:rFonts w:ascii="Cambria" w:hAnsi="Cambria"/>
         </w:rPr>
@@ -2230,6 +2242,7 @@
     <w:p>
       <w:pPr>
         <w:pStyle w:val="Normal"/>
+        <w:spacing w:lineRule="auto" w:line="240"/>
         <w:ind w:left="720"/>
         <w:rPr>
           <w:rFonts w:ascii="Cambria" w:hAnsi="Cambria"/>
@@ -2244,6 +2257,7 @@
     <w:p>
       <w:pPr>
         <w:pStyle w:val="Normal"/>
+        <w:spacing w:lineRule="auto" w:line="240"/>
         <w:rPr>
           <w:rFonts w:ascii="Cambria" w:hAnsi="Cambria"/>
         </w:rPr>
@@ -2280,6 +2294,7 @@
           <w:ilvl w:val="0"/>
           <w:numId w:val="4"/>
         </w:numPr>
+        <w:spacing w:lineRule="auto" w:line="240"/>
         <w:rPr>
           <w:rFonts w:ascii="Cambria" w:hAnsi="Cambria"/>
         </w:rPr>
@@ -2298,6 +2313,7 @@
           <w:ilvl w:val="0"/>
           <w:numId w:val="4"/>
         </w:numPr>
+        <w:spacing w:lineRule="auto" w:line="240"/>
         <w:rPr>
           <w:rFonts w:ascii="Cambria" w:hAnsi="Cambria"/>
         </w:rPr>
@@ -2316,6 +2332,7 @@
           <w:ilvl w:val="0"/>
           <w:numId w:val="4"/>
         </w:numPr>
+        <w:spacing w:lineRule="auto" w:line="240"/>
         <w:rPr>
           <w:rFonts w:ascii="Cambria" w:hAnsi="Cambria"/>
         </w:rPr>
@@ -2334,6 +2351,7 @@
           <w:ilvl w:val="0"/>
           <w:numId w:val="4"/>
         </w:numPr>
+        <w:spacing w:lineRule="auto" w:line="240"/>
         <w:rPr>
           <w:rFonts w:ascii="Cambria" w:hAnsi="Cambria"/>
         </w:rPr>
@@ -2348,6 +2366,7 @@
     <w:p>
       <w:pPr>
         <w:pStyle w:val="Normal"/>
+        <w:spacing w:lineRule="auto" w:line="240"/>
         <w:ind w:left="720"/>
         <w:rPr>
           <w:rFonts w:ascii="Cambria" w:hAnsi="Cambria"/>
@@ -2362,6 +2381,7 @@
     <w:p>
       <w:pPr>
         <w:pStyle w:val="Normal"/>
+        <w:spacing w:lineRule="auto" w:line="240"/>
         <w:ind w:left="720"/>
         <w:rPr>
           <w:rFonts w:ascii="Cambria" w:hAnsi="Cambria"/>
@@ -2376,6 +2396,7 @@
     <w:p>
       <w:pPr>
         <w:pStyle w:val="Normal"/>
+        <w:spacing w:lineRule="auto" w:line="240"/>
         <w:rPr>
           <w:rFonts w:ascii="Cambria" w:hAnsi="Cambria"/>
         </w:rPr>
@@ -2412,6 +2433,7 @@
           <w:ilvl w:val="0"/>
           <w:numId w:val="5"/>
         </w:numPr>
+        <w:spacing w:lineRule="auto" w:line="240"/>
         <w:rPr>
           <w:rFonts w:ascii="Cambria" w:hAnsi="Cambria"/>
         </w:rPr>
@@ -2430,6 +2452,7 @@
           <w:ilvl w:val="0"/>
           <w:numId w:val="5"/>
         </w:numPr>
+        <w:spacing w:lineRule="auto" w:line="240"/>
         <w:rPr>
           <w:rFonts w:ascii="Cambria" w:hAnsi="Cambria"/>
         </w:rPr>
@@ -2448,6 +2471,7 @@
           <w:ilvl w:val="0"/>
           <w:numId w:val="5"/>
         </w:numPr>
+        <w:spacing w:lineRule="auto" w:line="240"/>
         <w:rPr>
           <w:rFonts w:ascii="Cambria" w:hAnsi="Cambria"/>
         </w:rPr>
@@ -2462,19 +2486,21 @@
     <w:p>
       <w:pPr>
         <w:pStyle w:val="Normal"/>
-        <w:rPr>
-          <w:rFonts w:ascii="Cambria" w:hAnsi="Cambria"/>
-        </w:rPr>
-      </w:pPr>
-      <w:r>
-        <w:rPr>
-          <w:rFonts w:ascii="Cambria" w:hAnsi="Cambria"/>
-        </w:rPr>
-      </w:r>
-    </w:p>
-    <w:p>
-      <w:pPr>
-        <w:pStyle w:val="Normal"/>
+        <w:spacing w:lineRule="auto" w:line="240"/>
+        <w:rPr>
+          <w:rFonts w:ascii="Cambria" w:hAnsi="Cambria"/>
+        </w:rPr>
+      </w:pPr>
+      <w:r>
+        <w:rPr>
+          <w:rFonts w:ascii="Cambria" w:hAnsi="Cambria"/>
+        </w:rPr>
+      </w:r>
+    </w:p>
+    <w:p>
+      <w:pPr>
+        <w:pStyle w:val="Normal"/>
+        <w:spacing w:lineRule="auto" w:line="240"/>
         <w:rPr>
           <w:rFonts w:ascii="Cambria" w:hAnsi="Cambria"/>
         </w:rPr>
@@ -2493,7 +2519,7 @@
           <w:ilvl w:val="0"/>
           <w:numId w:val="5"/>
         </w:numPr>
-        <w:spacing w:before="0" w:after="160"/>
+        <w:spacing w:lineRule="auto" w:line="240" w:before="0" w:after="160"/>
         <w:contextualSpacing/>
         <w:rPr>
           <w:rFonts w:ascii="Cambria" w:hAnsi="Cambria"/>
@@ -2504,6 +2530,679 @@
           <w:rFonts w:ascii="Cambria" w:hAnsi="Cambria"/>
         </w:rPr>
         <w:t>Broad interface - Broad interface in REST means using a consistent and uniform method set (GET, POST, PUT, DELETE) to access and manage all resources.</w:t>
+      </w:r>
+    </w:p>
+    <w:p>
+      <w:pPr>
+        <w:pStyle w:val="ListParagraph"/>
+        <w:numPr>
+          <w:ilvl w:val="0"/>
+          <w:numId w:val="5"/>
+        </w:numPr>
+        <w:spacing w:lineRule="auto" w:line="240" w:before="0" w:after="160"/>
+        <w:contextualSpacing/>
+        <w:rPr>
+          <w:rFonts w:ascii="Cambria" w:hAnsi="Cambria"/>
+        </w:rPr>
+      </w:pPr>
+      <w:r>
+        <w:rPr>
+          <w:rFonts w:ascii="Cambria" w:hAnsi="Cambria"/>
+        </w:rPr>
+        <w:t xml:space="preserve">URI - Identifier of a resource - /products/5 </w:t>
+      </w:r>
+    </w:p>
+    <w:p>
+      <w:pPr>
+        <w:pStyle w:val="ListParagraph"/>
+        <w:numPr>
+          <w:ilvl w:val="0"/>
+          <w:numId w:val="5"/>
+        </w:numPr>
+        <w:spacing w:lineRule="auto" w:line="240" w:before="0" w:after="160"/>
+        <w:contextualSpacing/>
+        <w:rPr>
+          <w:rFonts w:ascii="Cambria" w:hAnsi="Cambria"/>
+        </w:rPr>
+      </w:pPr>
+      <w:r>
+        <w:rPr>
+          <w:rFonts w:ascii="Cambria" w:hAnsi="Cambria"/>
+        </w:rPr>
+        <w:t xml:space="preserve">URL - Identifier + location (protocol + domain) -  https://shop.com/products/5 </w:t>
+      </w:r>
+    </w:p>
+    <w:p>
+      <w:pPr>
+        <w:pStyle w:val="ListParagraph"/>
+        <w:numPr>
+          <w:ilvl w:val="0"/>
+          <w:numId w:val="0"/>
+        </w:numPr>
+        <w:spacing w:lineRule="auto" w:line="240" w:before="0" w:after="160"/>
+        <w:ind w:hanging="0" w:left="0"/>
+        <w:contextualSpacing/>
+        <w:rPr>
+          <w:rFonts w:ascii="Cambria" w:hAnsi="Cambria"/>
+        </w:rPr>
+      </w:pPr>
+      <w:r>
+        <w:rPr>
+          <w:rFonts w:ascii="Cambria" w:hAnsi="Cambria"/>
+        </w:rPr>
+      </w:r>
+    </w:p>
+    <w:p>
+      <w:pPr>
+        <w:pStyle w:val="ListParagraph"/>
+        <w:numPr>
+          <w:ilvl w:val="0"/>
+          <w:numId w:val="0"/>
+        </w:numPr>
+        <w:spacing w:lineRule="auto" w:line="240" w:before="0" w:after="160"/>
+        <w:ind w:hanging="0" w:left="0"/>
+        <w:contextualSpacing/>
+        <w:rPr>
+          <w:rFonts w:ascii="Cambria" w:hAnsi="Cambria"/>
+        </w:rPr>
+      </w:pPr>
+      <w:r>
+        <w:rPr>
+          <w:rFonts w:ascii="Cambria" w:hAnsi="Cambria"/>
+        </w:rPr>
+        <w:t>~~~~~~~~~~~~~~~~~~~~~~~~~~~~~~~~~~~~~~~~~~~~~~~~~~~~~~~~~</w:t>
+      </w:r>
+    </w:p>
+    <w:p>
+      <w:pPr>
+        <w:pStyle w:val="ListParagraph"/>
+        <w:spacing w:lineRule="auto" w:line="240" w:before="0" w:after="160"/>
+        <w:contextualSpacing/>
+        <w:rPr>
+          <w:rFonts w:ascii="Cambria" w:hAnsi="Cambria"/>
+        </w:rPr>
+      </w:pPr>
+      <w:r>
+        <w:rPr>
+          <w:rFonts w:ascii="Cambria" w:hAnsi="Cambria"/>
+        </w:rPr>
+      </w:r>
+    </w:p>
+    <w:p>
+      <w:pPr>
+        <w:pStyle w:val="Normal"/>
+        <w:spacing w:lineRule="auto" w:line="240"/>
+        <w:rPr>
+          <w:rFonts w:ascii="Cambria" w:hAnsi="Cambria"/>
+        </w:rPr>
+      </w:pPr>
+      <w:r>
+        <w:rPr>
+          <w:rFonts w:cs="Segoe UI Emoji" w:ascii="Cambria" w:hAnsi="Cambria"/>
+          <w:b/>
+          <w:bCs/>
+        </w:rPr>
+        <w:t>✅</w:t>
+      </w:r>
+      <w:r>
+        <w:rPr>
+          <w:rFonts w:ascii="Cambria" w:hAnsi="Cambria"/>
+          <w:b/>
+          <w:bCs/>
+        </w:rPr>
+        <w:t xml:space="preserve"> </w:t>
+      </w:r>
+      <w:r>
+        <w:rPr>
+          <w:rFonts w:ascii="Cambria" w:hAnsi="Cambria"/>
+          <w:b/>
+          <w:bCs/>
+        </w:rPr>
+        <w:t>Django REST Framework – Basics</w:t>
+      </w:r>
+    </w:p>
+    <w:p>
+      <w:pPr>
+        <w:pStyle w:val="BodyText"/>
+        <w:spacing w:lineRule="auto" w:line="240"/>
+        <w:rPr>
+          <w:b/>
+          <w:bCs/>
+        </w:rPr>
+      </w:pPr>
+      <w:r>
+        <w:rPr>
+          <w:rStyle w:val="Strong"/>
+          <w:rFonts w:ascii="Cambria" w:hAnsi="Cambria"/>
+        </w:rPr>
+        <w:t>11. What is Django REST Framework?</w:t>
+      </w:r>
+    </w:p>
+    <w:p>
+      <w:pPr>
+        <w:pStyle w:val="BlockQuotation"/>
+        <w:spacing w:lineRule="auto" w:line="240" w:before="0" w:after="160"/>
+        <w:rPr>
+          <w:rFonts w:ascii="Cambria" w:hAnsi="Cambria"/>
+          <w:b w:val="false"/>
+          <w:bCs w:val="false"/>
+        </w:rPr>
+      </w:pPr>
+      <w:r>
+        <w:rPr>
+          <w:rFonts w:ascii="Cambria" w:hAnsi="Cambria"/>
+          <w:b w:val="false"/>
+          <w:bCs w:val="false"/>
+        </w:rPr>
+        <w:t>Django REST Framework (DRF) is a powerful Django toolkit for building Web APIs quickly. It provides serializers, view classes, authentication, and tools to easily convert Django models into RESTful endpoints.</w:t>
+      </w:r>
+    </w:p>
+    <w:p>
+      <w:pPr>
+        <w:pStyle w:val="BodyText"/>
+        <w:spacing w:lineRule="auto" w:line="240" w:before="0" w:after="160"/>
+        <w:rPr>
+          <w:b/>
+          <w:bCs/>
+        </w:rPr>
+      </w:pPr>
+      <w:r>
+        <w:rPr>
+          <w:rStyle w:val="Strong"/>
+          <w:rFonts w:ascii="Cambria" w:hAnsi="Cambria"/>
+        </w:rPr>
+        <w:t>12. How do you create an API in DRF from scratch?</w:t>
+      </w:r>
+    </w:p>
+    <w:p>
+      <w:pPr>
+        <w:pStyle w:val="BlockQuotation"/>
+        <w:spacing w:lineRule="auto" w:line="240" w:before="0" w:after="160"/>
+        <w:rPr>
+          <w:rFonts w:ascii="Cambria" w:hAnsi="Cambria"/>
+          <w:b w:val="false"/>
+          <w:bCs w:val="false"/>
+        </w:rPr>
+      </w:pPr>
+      <w:r>
+        <w:rPr>
+          <w:rFonts w:ascii="Cambria" w:hAnsi="Cambria"/>
+          <w:b w:val="false"/>
+          <w:bCs w:val="false"/>
+        </w:rPr>
+        <w:t>First, create a Django app and define your models. Then, create serializers to convert data to JSON. Next, define views or ViewSets for your endpoints, and finally map URLs using routers or urlpatterns.</w:t>
+      </w:r>
+    </w:p>
+    <w:p>
+      <w:pPr>
+        <w:pStyle w:val="BodyText"/>
+        <w:spacing w:lineRule="auto" w:line="240" w:before="0" w:after="160"/>
+        <w:rPr>
+          <w:b/>
+          <w:bCs/>
+        </w:rPr>
+      </w:pPr>
+      <w:r>
+        <w:rPr>
+          <w:rStyle w:val="Strong"/>
+          <w:rFonts w:ascii="Cambria" w:hAnsi="Cambria"/>
+        </w:rPr>
+        <w:t>13. What is a serializer in DRF? How is it different from Django forms?</w:t>
+      </w:r>
+    </w:p>
+    <w:p>
+      <w:pPr>
+        <w:pStyle w:val="BlockQuotation"/>
+        <w:spacing w:lineRule="auto" w:line="240" w:before="0" w:after="160"/>
+        <w:rPr>
+          <w:rFonts w:ascii="Cambria" w:hAnsi="Cambria"/>
+          <w:b w:val="false"/>
+          <w:bCs w:val="false"/>
+        </w:rPr>
+      </w:pPr>
+      <w:r>
+        <w:rPr>
+          <w:rFonts w:ascii="Cambria" w:hAnsi="Cambria"/>
+          <w:b w:val="false"/>
+          <w:bCs w:val="false"/>
+        </w:rPr>
+        <w:t>A serializer converts complex data like Django models into JSON and validates incoming API requests. Unlike Django forms, which are meant for HTML form input, serializers are designed specifically for APIs.</w:t>
+      </w:r>
+    </w:p>
+    <w:p>
+      <w:pPr>
+        <w:pStyle w:val="BodyText"/>
+        <w:spacing w:lineRule="auto" w:line="240" w:before="0" w:after="160"/>
+        <w:rPr>
+          <w:b/>
+          <w:bCs/>
+        </w:rPr>
+      </w:pPr>
+      <w:r>
+        <w:rPr>
+          <w:rStyle w:val="Strong"/>
+          <w:rFonts w:ascii="Cambria" w:hAnsi="Cambria"/>
+        </w:rPr>
+        <w:t>14. What are the types of serializers in DRF? (ModelSerializer vs regular Serializer)</w:t>
+      </w:r>
+    </w:p>
+    <w:p>
+      <w:pPr>
+        <w:pStyle w:val="BlockQuotation"/>
+        <w:spacing w:lineRule="auto" w:line="240" w:before="0" w:after="160"/>
+        <w:rPr>
+          <w:b/>
+          <w:bCs/>
+        </w:rPr>
+      </w:pPr>
+      <w:r>
+        <w:rPr>
+          <w:rStyle w:val="SourceText"/>
+          <w:rFonts w:ascii="Cambria" w:hAnsi="Cambria"/>
+          <w:b w:val="false"/>
+          <w:bCs w:val="false"/>
+        </w:rPr>
+        <w:t>Serializer</w:t>
+      </w:r>
+      <w:r>
+        <w:rPr>
+          <w:rFonts w:ascii="Cambria" w:hAnsi="Cambria"/>
+          <w:b w:val="false"/>
+          <w:bCs w:val="false"/>
+        </w:rPr>
+        <w:t xml:space="preserve"> is manually defined field by field, giving full control. </w:t>
+      </w:r>
+      <w:r>
+        <w:rPr>
+          <w:rStyle w:val="SourceText"/>
+          <w:rFonts w:ascii="Cambria" w:hAnsi="Cambria"/>
+          <w:b w:val="false"/>
+          <w:bCs w:val="false"/>
+        </w:rPr>
+        <w:t>ModelSerializer</w:t>
+      </w:r>
+      <w:r>
+        <w:rPr>
+          <w:rFonts w:ascii="Cambria" w:hAnsi="Cambria"/>
+          <w:b w:val="false"/>
+          <w:bCs w:val="false"/>
+        </w:rPr>
+        <w:t xml:space="preserve"> automatically generates fields based on a model and reduces boilerplate for CRUD operations.</w:t>
+      </w:r>
+    </w:p>
+    <w:p>
+      <w:pPr>
+        <w:pStyle w:val="BodyText"/>
+        <w:spacing w:lineRule="auto" w:line="240" w:before="0" w:after="160"/>
+        <w:rPr>
+          <w:b/>
+          <w:bCs/>
+        </w:rPr>
+      </w:pPr>
+      <w:r>
+        <w:rPr>
+          <w:rStyle w:val="Strong"/>
+          <w:rFonts w:ascii="Cambria" w:hAnsi="Cambria"/>
+        </w:rPr>
+        <w:t>15. How do you create a CRUD API using ModelViewSet and Router?</w:t>
+      </w:r>
+    </w:p>
+    <w:p>
+      <w:pPr>
+        <w:pStyle w:val="BlockQuotation"/>
+        <w:spacing w:lineRule="auto" w:line="240" w:before="0" w:after="160"/>
+        <w:rPr>
+          <w:b/>
+          <w:bCs/>
+        </w:rPr>
+      </w:pPr>
+      <w:r>
+        <w:rPr>
+          <w:rFonts w:ascii="Cambria" w:hAnsi="Cambria"/>
+          <w:b w:val="false"/>
+          <w:bCs w:val="false"/>
+        </w:rPr>
+        <w:t xml:space="preserve">Define a </w:t>
+      </w:r>
+      <w:r>
+        <w:rPr>
+          <w:rStyle w:val="SourceText"/>
+          <w:rFonts w:ascii="Cambria" w:hAnsi="Cambria"/>
+          <w:b w:val="false"/>
+          <w:bCs w:val="false"/>
+        </w:rPr>
+        <w:t>ModelViewSet</w:t>
+      </w:r>
+      <w:r>
+        <w:rPr>
+          <w:rFonts w:ascii="Cambria" w:hAnsi="Cambria"/>
+          <w:b w:val="false"/>
+          <w:bCs w:val="false"/>
+        </w:rPr>
+        <w:t xml:space="preserve"> with your queryset and serializer, then register it with a </w:t>
+      </w:r>
+      <w:r>
+        <w:rPr>
+          <w:rStyle w:val="SourceText"/>
+          <w:rFonts w:ascii="Cambria" w:hAnsi="Cambria"/>
+          <w:b w:val="false"/>
+          <w:bCs w:val="false"/>
+        </w:rPr>
+        <w:t>DefaultRouter</w:t>
+      </w:r>
+      <w:r>
+        <w:rPr>
+          <w:rFonts w:ascii="Cambria" w:hAnsi="Cambria"/>
+          <w:b w:val="false"/>
+          <w:bCs w:val="false"/>
+        </w:rPr>
+        <w:t>. The router automatically generates URLs for create, retrieve, update, and delete operations.</w:t>
+      </w:r>
+    </w:p>
+    <w:p>
+      <w:pPr>
+        <w:pStyle w:val="BodyText"/>
+        <w:spacing w:lineRule="auto" w:line="240" w:before="0" w:after="160"/>
+        <w:rPr>
+          <w:b/>
+          <w:bCs/>
+        </w:rPr>
+      </w:pPr>
+      <w:r>
+        <w:rPr>
+          <w:rStyle w:val="Strong"/>
+          <w:rFonts w:ascii="Cambria" w:hAnsi="Cambria"/>
+        </w:rPr>
+        <w:t>16. What is the role of views in DRF?</w:t>
+      </w:r>
+    </w:p>
+    <w:p>
+      <w:pPr>
+        <w:pStyle w:val="BlockQuotation"/>
+        <w:spacing w:lineRule="auto" w:line="240" w:before="0" w:after="160"/>
+        <w:rPr>
+          <w:rFonts w:ascii="Cambria" w:hAnsi="Cambria"/>
+          <w:b w:val="false"/>
+          <w:bCs w:val="false"/>
+        </w:rPr>
+      </w:pPr>
+      <w:r>
+        <w:rPr>
+          <w:rFonts w:ascii="Cambria" w:hAnsi="Cambria"/>
+          <w:b w:val="false"/>
+          <w:bCs w:val="false"/>
+        </w:rPr>
+        <w:t>Views handle incoming API requests, interact with serializers and models, and return proper HTTP responses like JSON, including status codes and error handling.</w:t>
+      </w:r>
+    </w:p>
+    <w:p>
+      <w:pPr>
+        <w:pStyle w:val="BodyText"/>
+        <w:spacing w:lineRule="auto" w:line="240" w:before="0" w:after="160"/>
+        <w:rPr>
+          <w:b/>
+          <w:bCs/>
+        </w:rPr>
+      </w:pPr>
+      <w:r>
+        <w:rPr>
+          <w:rStyle w:val="Strong"/>
+          <w:rFonts w:ascii="Cambria" w:hAnsi="Cambria"/>
+        </w:rPr>
+        <w:t>17. Difference between APIView, GenericAPIView, and ViewSet?</w:t>
+      </w:r>
+    </w:p>
+    <w:p>
+      <w:pPr>
+        <w:pStyle w:val="BlockQuotation"/>
+        <w:spacing w:lineRule="auto" w:line="240" w:before="0" w:after="160"/>
+        <w:rPr>
+          <w:b/>
+          <w:bCs/>
+        </w:rPr>
+      </w:pPr>
+      <w:r>
+        <w:rPr>
+          <w:rStyle w:val="SourceText"/>
+          <w:rFonts w:ascii="Cambria" w:hAnsi="Cambria"/>
+          <w:b w:val="false"/>
+          <w:bCs w:val="false"/>
+        </w:rPr>
+        <w:t>APIView</w:t>
+      </w:r>
+      <w:r>
+        <w:rPr>
+          <w:rFonts w:ascii="Cambria" w:hAnsi="Cambria"/>
+          <w:b w:val="false"/>
+          <w:bCs w:val="false"/>
+        </w:rPr>
+        <w:t xml:space="preserve"> is basic class-based API view for full control. </w:t>
+      </w:r>
+      <w:r>
+        <w:rPr>
+          <w:rStyle w:val="SourceText"/>
+          <w:rFonts w:ascii="Cambria" w:hAnsi="Cambria"/>
+          <w:b w:val="false"/>
+          <w:bCs w:val="false"/>
+        </w:rPr>
+        <w:t>GenericAPIView</w:t>
+      </w:r>
+      <w:r>
+        <w:rPr>
+          <w:rFonts w:ascii="Cambria" w:hAnsi="Cambria"/>
+          <w:b w:val="false"/>
+          <w:bCs w:val="false"/>
+        </w:rPr>
+        <w:t xml:space="preserve"> adds reusable logic for common actions. </w:t>
+      </w:r>
+      <w:r>
+        <w:rPr>
+          <w:rStyle w:val="SourceText"/>
+          <w:rFonts w:ascii="Cambria" w:hAnsi="Cambria"/>
+          <w:b w:val="false"/>
+          <w:bCs w:val="false"/>
+        </w:rPr>
+        <w:t>ViewSet</w:t>
+      </w:r>
+      <w:r>
+        <w:rPr>
+          <w:rFonts w:ascii="Cambria" w:hAnsi="Cambria"/>
+          <w:b w:val="false"/>
+          <w:bCs w:val="false"/>
+        </w:rPr>
+        <w:t xml:space="preserve"> groups CRUD operations in a single class and works with routers to simplify URL routing.</w:t>
+      </w:r>
+    </w:p>
+    <w:p>
+      <w:pPr>
+        <w:pStyle w:val="BodyText"/>
+        <w:spacing w:lineRule="auto" w:line="240" w:before="0" w:after="160"/>
+        <w:rPr>
+          <w:b/>
+          <w:bCs/>
+        </w:rPr>
+      </w:pPr>
+      <w:r>
+        <w:rPr>
+          <w:rStyle w:val="Strong"/>
+          <w:rFonts w:ascii="Cambria" w:hAnsi="Cambria"/>
+        </w:rPr>
+        <w:t>18. What are Routers in DRF? How do they work?</w:t>
+      </w:r>
+    </w:p>
+    <w:p>
+      <w:pPr>
+        <w:pStyle w:val="BlockQuotation"/>
+        <w:spacing w:lineRule="auto" w:line="240" w:before="0" w:after="160"/>
+        <w:rPr>
+          <w:rFonts w:ascii="Cambria" w:hAnsi="Cambria"/>
+          <w:b w:val="false"/>
+          <w:bCs w:val="false"/>
+        </w:rPr>
+      </w:pPr>
+      <w:r>
+        <w:rPr>
+          <w:rFonts w:ascii="Cambria" w:hAnsi="Cambria"/>
+          <w:b w:val="false"/>
+          <w:bCs w:val="false"/>
+        </w:rPr>
+        <w:t>Routers automatically generate URL patterns for ViewSets, reducing manual URL configuration. They map HTTP methods like GET, POST, PUT, DELETE to ViewSet actions.</w:t>
+      </w:r>
+    </w:p>
+    <w:p>
+      <w:pPr>
+        <w:pStyle w:val="BodyText"/>
+        <w:spacing w:lineRule="auto" w:line="240" w:before="0" w:after="160"/>
+        <w:rPr>
+          <w:b/>
+          <w:bCs/>
+        </w:rPr>
+      </w:pPr>
+      <w:r>
+        <w:rPr>
+          <w:rStyle w:val="Strong"/>
+          <w:rFonts w:ascii="Cambria" w:hAnsi="Cambria"/>
+        </w:rPr>
+        <w:t>19. How do you handle URL routing in DRF?</w:t>
+      </w:r>
+    </w:p>
+    <w:p>
+      <w:pPr>
+        <w:pStyle w:val="BlockQuotation"/>
+        <w:spacing w:lineRule="auto" w:line="240" w:before="0" w:after="160"/>
+        <w:rPr>
+          <w:b/>
+          <w:bCs/>
+        </w:rPr>
+      </w:pPr>
+      <w:r>
+        <w:rPr>
+          <w:rFonts w:ascii="Cambria" w:hAnsi="Cambria"/>
+          <w:b w:val="false"/>
+          <w:bCs w:val="false"/>
+        </w:rPr>
+        <w:t xml:space="preserve">For ViewSets, use routers which auto-generate URLs. For function-based or class-based views, define URL patterns in </w:t>
+      </w:r>
+      <w:r>
+        <w:rPr>
+          <w:rStyle w:val="SourceText"/>
+          <w:rFonts w:ascii="Cambria" w:hAnsi="Cambria"/>
+          <w:b w:val="false"/>
+          <w:bCs w:val="false"/>
+        </w:rPr>
+        <w:t>urls.py</w:t>
+      </w:r>
+      <w:r>
+        <w:rPr>
+          <w:rFonts w:ascii="Cambria" w:hAnsi="Cambria"/>
+          <w:b w:val="false"/>
+          <w:bCs w:val="false"/>
+        </w:rPr>
+        <w:t xml:space="preserve"> using </w:t>
+      </w:r>
+      <w:r>
+        <w:rPr>
+          <w:rStyle w:val="SourceText"/>
+          <w:rFonts w:ascii="Cambria" w:hAnsi="Cambria"/>
+          <w:b w:val="false"/>
+          <w:bCs w:val="false"/>
+        </w:rPr>
+        <w:t>path</w:t>
+      </w:r>
+      <w:r>
+        <w:rPr>
+          <w:rFonts w:ascii="Cambria" w:hAnsi="Cambria"/>
+          <w:b w:val="false"/>
+          <w:bCs w:val="false"/>
+        </w:rPr>
+        <w:t xml:space="preserve"> or </w:t>
+      </w:r>
+      <w:r>
+        <w:rPr>
+          <w:rStyle w:val="SourceText"/>
+          <w:rFonts w:ascii="Cambria" w:hAnsi="Cambria"/>
+          <w:b w:val="false"/>
+          <w:bCs w:val="false"/>
+        </w:rPr>
+        <w:t>re_path</w:t>
+      </w:r>
+      <w:r>
+        <w:rPr>
+          <w:rFonts w:ascii="Cambria" w:hAnsi="Cambria"/>
+          <w:b w:val="false"/>
+          <w:bCs w:val="false"/>
+        </w:rPr>
+        <w:t>.</w:t>
+      </w:r>
+    </w:p>
+    <w:p>
+      <w:pPr>
+        <w:pStyle w:val="BodyText"/>
+        <w:spacing w:lineRule="auto" w:line="240" w:before="0" w:after="160"/>
+        <w:rPr>
+          <w:b/>
+          <w:bCs/>
+        </w:rPr>
+      </w:pPr>
+      <w:r>
+        <w:rPr>
+          <w:rStyle w:val="Strong"/>
+          <w:rFonts w:ascii="Cambria" w:hAnsi="Cambria"/>
+        </w:rPr>
+        <w:t>20. What is the purpose of the @api_view decorator?</w:t>
+      </w:r>
+    </w:p>
+    <w:p>
+      <w:pPr>
+        <w:pStyle w:val="BlockQuotation"/>
+        <w:spacing w:lineRule="auto" w:line="240" w:before="0" w:after="160"/>
+        <w:rPr>
+          <w:b/>
+          <w:bCs/>
+        </w:rPr>
+      </w:pPr>
+      <w:r>
+        <w:rPr>
+          <w:rFonts w:ascii="Cambria" w:hAnsi="Cambria"/>
+          <w:b w:val="false"/>
+          <w:bCs w:val="false"/>
+        </w:rPr>
+        <w:t xml:space="preserve">The </w:t>
+      </w:r>
+      <w:r>
+        <w:rPr>
+          <w:rStyle w:val="SourceText"/>
+          <w:rFonts w:ascii="Cambria" w:hAnsi="Cambria"/>
+          <w:b w:val="false"/>
+          <w:bCs w:val="false"/>
+        </w:rPr>
+        <w:t>@api_view</w:t>
+      </w:r>
+      <w:r>
+        <w:rPr>
+          <w:rFonts w:ascii="Cambria" w:hAnsi="Cambria"/>
+          <w:b w:val="false"/>
+          <w:bCs w:val="false"/>
+        </w:rPr>
+        <w:t xml:space="preserve"> decorator converts a regular Django function into a REST API view, allowing it to handle HTTP methods like GET, POST, PUT, and return JSON responses.</w:t>
+      </w:r>
+    </w:p>
+    <w:p>
+      <w:pPr>
+        <w:pStyle w:val="Normal"/>
+        <w:spacing w:lineRule="auto" w:line="240" w:before="0" w:after="160"/>
+        <w:rPr>
+          <w:rFonts w:ascii="Cambria" w:hAnsi="Cambria"/>
+          <w:b/>
+          <w:bCs/>
+        </w:rPr>
+      </w:pPr>
+      <w:r>
+        <w:rPr>
+          <w:rFonts w:ascii="Cambria" w:hAnsi="Cambria"/>
+          <w:b/>
+          <w:bCs/>
+        </w:rPr>
       </w:r>
     </w:p>
     <w:sectPr>
@@ -3743,6 +4442,7 @@
     <w:rsid w:val="003438f4"/>
     <w:pPr>
       <w:widowControl/>
+      <w:suppressAutoHyphens w:val="true"/>
       <w:bidi w:val="0"/>
       <w:spacing w:lineRule="auto" w:line="259" w:before="0" w:after="160"/>
       <w:jc w:val="left"/>
@@ -4179,11 +4879,18 @@
       <w:bCs/>
     </w:rPr>
   </w:style>
-  <w:style w:type="character" w:styleId="Bullets">
-    <w:name w:val="Bullets"/>
+  <w:style w:type="character" w:styleId="Bulletsuser">
+    <w:name w:val="Bullets (user)"/>
     <w:qFormat/>
     <w:rPr>
       <w:rFonts w:ascii="OpenSymbol" w:hAnsi="OpenSymbol" w:eastAsia="OpenSymbol" w:cs="OpenSymbol"/>
+    </w:rPr>
+  </w:style>
+  <w:style w:type="character" w:styleId="SourceText">
+    <w:name w:val="Source Text"/>
+    <w:qFormat/>
+    <w:rPr>
+      <w:rFonts w:ascii="Liberation Mono" w:hAnsi="Liberation Mono" w:eastAsia="Liberation Mono" w:cs="Liberation Mono"/>
     </w:rPr>
   </w:style>
   <w:style w:type="paragraph" w:styleId="Heading">
@@ -4335,6 +5042,39 @@
       <w:iCs/>
       <w:color w:themeColor="accent1" w:themeShade="bf" w:val="0F4761"/>
     </w:rPr>
+  </w:style>
+  <w:style w:type="paragraph" w:styleId="TableContents">
+    <w:name w:val="Table Contents"/>
+    <w:basedOn w:val="Normal"/>
+    <w:qFormat/>
+    <w:pPr>
+      <w:widowControl w:val="false"/>
+      <w:suppressLineNumbers/>
+    </w:pPr>
+    <w:rPr/>
+  </w:style>
+  <w:style w:type="paragraph" w:styleId="TableHeading">
+    <w:name w:val="Table Heading"/>
+    <w:basedOn w:val="TableContents"/>
+    <w:qFormat/>
+    <w:pPr>
+      <w:suppressLineNumbers/>
+      <w:jc w:val="center"/>
+    </w:pPr>
+    <w:rPr>
+      <w:b/>
+      <w:bCs/>
+    </w:rPr>
+  </w:style>
+  <w:style w:type="paragraph" w:styleId="BlockQuotation">
+    <w:name w:val="Block Quotation"/>
+    <w:basedOn w:val="Normal"/>
+    <w:qFormat/>
+    <w:pPr>
+      <w:spacing w:before="0" w:after="283"/>
+      <w:ind w:hanging="0" w:left="567" w:right="567"/>
+    </w:pPr>
+    <w:rPr/>
   </w:style>
   <w:style w:type="numbering" w:styleId="NoList" w:default="1">
     <w:name w:val="No List"/>
